--- a/Informe_GITFLOW.docx
+++ b/Informe_GITFLOW.docx
@@ -1,6 +1,6 @@
 
 <file path=word/document.xml><?xml version="1.0" encoding="utf-8"?>
-<w:document xmlns:wpc="http://schemas.microsoft.com/office/word/2010/wordprocessingCanvas" xmlns:cx="http://schemas.microsoft.com/office/drawing/2014/chartex" xmlns:mc="http://schemas.openxmlformats.org/markup-compatibility/2006" xmlns:o="urn:schemas-microsoft-com:office:office" xmlns:r="http://schemas.openxmlformats.org/officeDocument/2006/relationships" xmlns:m="http://schemas.openxmlformats.org/officeDocument/2006/math" xmlns:v="urn:schemas-microsoft-com:vml" xmlns:wp14="http://schemas.microsoft.com/office/word/2010/wordprocessingDrawing" xmlns:wp="http://schemas.openxmlformats.org/drawingml/2006/wordprocessingDrawing" xmlns:w10="urn:schemas-microsoft-com:office:word" xmlns:w="http://schemas.openxmlformats.org/wordprocessingml/2006/main" xmlns:w14="http://schemas.microsoft.com/office/word/2010/wordml" xmlns:w15="http://schemas.microsoft.com/office/word/2012/wordml" xmlns:w16se="http://schemas.microsoft.com/office/word/2015/wordml/symex" xmlns:wpg="http://schemas.microsoft.com/office/word/2010/wordprocessingGroup" xmlns:wpi="http://schemas.microsoft.com/office/word/2010/wordprocessingInk" xmlns:wne="http://schemas.microsoft.com/office/word/2006/wordml" xmlns:wps="http://schemas.microsoft.com/office/word/2010/wordprocessingShape" mc:Ignorable="w14 w15 w16se wp14">
+<w:document xmlns:wpc="http://schemas.microsoft.com/office/word/2010/wordprocessingCanvas" xmlns:cx="http://schemas.microsoft.com/office/drawing/2014/chartex" xmlns:cx1="http://schemas.microsoft.com/office/drawing/2015/9/8/chartex" xmlns:cx2="http://schemas.microsoft.com/office/drawing/2015/10/21/chartex" xmlns:cx3="http://schemas.microsoft.com/office/drawing/2016/5/9/chartex" xmlns:cx4="http://schemas.microsoft.com/office/drawing/2016/5/10/chartex" xmlns:cx5="http://schemas.microsoft.com/office/drawing/2016/5/11/chartex" xmlns:cx6="http://schemas.microsoft.com/office/drawing/2016/5/12/chartex" xmlns:cx7="http://schemas.microsoft.com/office/drawing/2016/5/13/chartex" xmlns:cx8="http://schemas.microsoft.com/office/drawing/2016/5/14/chartex" xmlns:mc="http://schemas.openxmlformats.org/markup-compatibility/2006" xmlns:aink="http://schemas.microsoft.com/office/drawing/2016/ink" xmlns:am3d="http://schemas.microsoft.com/office/drawing/2017/model3d" xmlns:o="urn:schemas-microsoft-com:office:office" xmlns:oel="http://schemas.microsoft.com/office/2019/extlst" xmlns:r="http://schemas.openxmlformats.org/officeDocument/2006/relationships" xmlns:m="http://schemas.openxmlformats.org/officeDocument/2006/math" xmlns:v="urn:schemas-microsoft-com:vml" xmlns:wp14="http://schemas.microsoft.com/office/word/2010/wordprocessingDrawing" xmlns:wp="http://schemas.openxmlformats.org/drawingml/2006/wordprocessingDrawing" xmlns:w10="urn:schemas-microsoft-com:office:word" xmlns:w="http://schemas.openxmlformats.org/wordprocessingml/2006/main" xmlns:w14="http://schemas.microsoft.com/office/word/2010/wordml" xmlns:w15="http://schemas.microsoft.com/office/word/2012/wordml" xmlns:w16cex="http://schemas.microsoft.com/office/word/2018/wordml/cex" xmlns:w16cid="http://schemas.microsoft.com/office/word/2016/wordml/cid" xmlns:w16="http://schemas.microsoft.com/office/word/2018/wordml" xmlns:w16du="http://schemas.microsoft.com/office/word/2023/wordml/word16du" xmlns:w16sdtdh="http://schemas.microsoft.com/office/word/2020/wordml/sdtdatahash" xmlns:w16sdtfl="http://schemas.microsoft.com/office/word/2024/wordml/sdtformatlock" xmlns:w16se="http://schemas.microsoft.com/office/word/2015/wordml/symex" xmlns:wpg="http://schemas.microsoft.com/office/word/2010/wordprocessingGroup" xmlns:wpi="http://schemas.microsoft.com/office/word/2010/wordprocessingInk" xmlns:wne="http://schemas.microsoft.com/office/word/2006/wordml" xmlns:wps="http://schemas.microsoft.com/office/word/2010/wordprocessingShape" mc:Ignorable="w14 w15 w16se w16cid w16 w16cex w16sdtdh w16sdtfl w16du wp14">
   <w:body>
     <w:p>
       <w:pPr>
@@ -78,7 +78,7 @@
                     <a:blip r:embed="rId7">
                       <a:extLst>
                         <a:ext uri="{96DAC541-7B7A-43D3-8B79-37D633B846F1}">
-                          <asvg:svgBlip xmlns="" xmlns:cx1="http://schemas.microsoft.com/office/drawing/2015/9/8/chartex" xmlns:cx2="http://schemas.microsoft.com/office/drawing/2015/10/21/chartex" xmlns:cx3="http://schemas.microsoft.com/office/drawing/2016/5/9/chartex" xmlns:cx4="http://schemas.microsoft.com/office/drawing/2016/5/10/chartex" xmlns:cx5="http://schemas.microsoft.com/office/drawing/2016/5/11/chartex" xmlns:cx6="http://schemas.microsoft.com/office/drawing/2016/5/12/chartex" xmlns:cx7="http://schemas.microsoft.com/office/drawing/2016/5/13/chartex" xmlns:cx8="http://schemas.microsoft.com/office/drawing/2016/5/14/chartex" xmlns:aink="http://schemas.microsoft.com/office/drawing/2016/ink" xmlns:am3d="http://schemas.microsoft.com/office/drawing/2017/model3d" xmlns:o="urn:schemas-microsoft-com:office:office" xmlns:oel="http://schemas.microsoft.com/office/2019/extlst" xmlns:v="urn:schemas-microsoft-com:vml" xmlns:w10="urn:schemas-microsoft-com:office:word" xmlns:w="http://schemas.openxmlformats.org/wordprocessingml/2006/main" xmlns:w16cex="http://schemas.microsoft.com/office/word/2018/wordml/cex" xmlns:w16cid="http://schemas.microsoft.com/office/word/2016/wordml/cid" xmlns:w16="http://schemas.microsoft.com/office/word/2018/wordml" xmlns:w16du="http://schemas.microsoft.com/office/word/2023/wordml/word16du" xmlns:w16sdtdh="http://schemas.microsoft.com/office/word/2020/wordml/sdtdatahash" xmlns:w16sdtfl="http://schemas.microsoft.com/office/word/2024/wordml/sdtformatlock" xmlns:asvg="http://schemas.microsoft.com/office/drawing/2016/SVG/main" r:embed="rId8"/>
+                          <asvg:svgBlip xmlns:asvg="http://schemas.microsoft.com/office/drawing/2016/SVG/main" r:embed="rId8"/>
                         </a:ext>
                       </a:extLst>
                     </a:blip>
@@ -124,7 +124,7 @@
       <w:hyperlink r:id="rId9" w:history="1">
         <w:r>
           <w:rPr>
-            <w:rStyle w:val="Hipervnculo"/>
+            <w:rStyle w:val="Hyperlink"/>
             <w:bCs/>
           </w:rPr>
           <w:t>https://www.youtube.com/watch?v=ppiARvOnP6M</w:t>
@@ -285,6 +285,47 @@
           <w:lang w:val="en-US"/>
         </w:rPr>
         <w:t>bash gitflow-installer.sh install stable</w:t>
+      </w:r>
+      <w:r>
+        <w:rPr>
+          <w:lang w:val="en-US"/>
+        </w:rPr>
+        <w:t>”</w:t>
+      </w:r>
+    </w:p>
+    <w:p>
+      <w:pPr>
+        <w:pStyle w:val="I3E-Normal"/>
+        <w:ind w:firstLine="0"/>
+        <w:jc w:val="center"/>
+      </w:pPr>
+      <w:r>
+        <w:t>si no funciona usa e</w:t>
+      </w:r>
+      <w:r>
+        <w:t>ste:</w:t>
+      </w:r>
+    </w:p>
+    <w:p>
+      <w:pPr>
+        <w:pStyle w:val="I3E-Normal"/>
+        <w:ind w:firstLine="0"/>
+        <w:jc w:val="center"/>
+        <w:rPr>
+          <w:lang w:val="en-US"/>
+        </w:rPr>
+      </w:pPr>
+      <w:r>
+        <w:rPr>
+          <w:lang w:val="en-US"/>
+        </w:rPr>
+        <w:t>“</w:t>
+      </w:r>
+      <w:r>
+        <w:rPr>
+          <w:lang w:val="en-US"/>
+        </w:rPr>
+        <w:t>curl -fsSL https://raw.githubusercontent.com/petervanderdoes/gitflow-avh/develop/contrib/gitflow-installer.sh | bash -s install stable</w:t>
       </w:r>
       <w:r>
         <w:rPr>
@@ -614,6 +655,7 @@
           <w:noProof/>
           <w:lang w:val="en-US" w:eastAsia="en-US"/>
         </w:rPr>
+        <w:lastRenderedPageBreak/>
         <w:drawing>
           <wp:inline distT="0" distB="0" distL="0" distR="0" wp14:anchorId="1A9CEF3E" wp14:editId="1192DCC4">
             <wp:extent cx="4629796" cy="1143160"/>
@@ -671,7 +713,6 @@
         <w:jc w:val="left"/>
       </w:pPr>
       <w:r>
-        <w:lastRenderedPageBreak/>
         <w:t xml:space="preserve">Se nos mostrara que </w:t>
       </w:r>
       <w:r>
@@ -885,6 +926,7 @@
           <w:noProof/>
           <w:lang w:val="en-US" w:eastAsia="en-US"/>
         </w:rPr>
+        <w:lastRenderedPageBreak/>
         <w:drawing>
           <wp:inline distT="0" distB="0" distL="0" distR="0" wp14:anchorId="38744CE4" wp14:editId="60B68B03">
             <wp:extent cx="5315692" cy="2743583"/>
@@ -1019,7 +1061,9 @@
         <w:jc w:val="center"/>
       </w:pPr>
       <w:r>
-        <w:lastRenderedPageBreak/>
+        <w:rPr>
+          <w:noProof/>
+        </w:rPr>
         <w:drawing>
           <wp:inline distT="0" distB="0" distL="0" distR="0" wp14:anchorId="4AF1F30B" wp14:editId="3F05D6B8">
             <wp:extent cx="5334744" cy="2600688"/>
@@ -1153,8 +1197,10 @@
       </w:pPr>
       <w:r>
         <w:rPr>
-          <w:lang w:val="en-US"/>
-        </w:rPr>
+          <w:noProof/>
+          <w:lang w:val="en-US"/>
+        </w:rPr>
+        <w:lastRenderedPageBreak/>
         <w:drawing>
           <wp:inline distT="0" distB="0" distL="0" distR="0" wp14:anchorId="10CE9926" wp14:editId="60D61135">
             <wp:extent cx="6096851" cy="2772162"/>
@@ -1273,6 +1319,9 @@
         <w:jc w:val="center"/>
       </w:pPr>
       <w:r>
+        <w:rPr>
+          <w:noProof/>
+        </w:rPr>
         <w:drawing>
           <wp:inline distT="0" distB="0" distL="0" distR="0" wp14:anchorId="616C4DF3" wp14:editId="12F7486F">
             <wp:extent cx="4248743" cy="647790"/>
@@ -1323,7 +1372,9 @@
         <w:jc w:val="center"/>
       </w:pPr>
       <w:r>
-        <w:lastRenderedPageBreak/>
+        <w:rPr>
+          <w:noProof/>
+        </w:rPr>
         <w:drawing>
           <wp:inline distT="0" distB="0" distL="0" distR="0" wp14:anchorId="1A8CF465" wp14:editId="2C887406">
             <wp:extent cx="4505954" cy="1933845"/>
@@ -1410,6 +1461,9 @@
         <w:jc w:val="center"/>
       </w:pPr>
       <w:r>
+        <w:rPr>
+          <w:noProof/>
+        </w:rPr>
         <w:drawing>
           <wp:inline distT="0" distB="0" distL="0" distR="0" wp14:anchorId="7C65BAC6" wp14:editId="65BB4998">
             <wp:extent cx="4191585" cy="809738"/>
@@ -1460,6 +1514,10 @@
         <w:jc w:val="center"/>
       </w:pPr>
       <w:r>
+        <w:rPr>
+          <w:noProof/>
+        </w:rPr>
+        <w:lastRenderedPageBreak/>
         <w:drawing>
           <wp:inline distT="0" distB="0" distL="0" distR="0" wp14:anchorId="55DE3AEA" wp14:editId="49871918">
             <wp:extent cx="3905795" cy="1886213"/>
@@ -1698,27 +1756,9 @@
         <w:pStyle w:val="I3E-Normal"/>
         <w:ind w:firstLine="0"/>
         <w:jc w:val="left"/>
-        <w:rPr>
-          <w:lang w:val="en-US"/>
-        </w:rPr>
-      </w:pPr>
-      <w:r>
-        <w:rPr>
-          <w:lang w:val="en-US"/>
-        </w:rPr>
-        <w:t xml:space="preserve">“git flow release start </w:t>
-      </w:r>
-      <w:r>
-        <w:rPr>
-          <w:lang w:val="en-US"/>
-        </w:rPr>
-        <w:t>“nombre release”</w:t>
-      </w:r>
-      <w:r>
-        <w:rPr>
-          <w:lang w:val="en-US"/>
-        </w:rPr>
-        <w:t>”</w:t>
+      </w:pPr>
+      <w:r>
+        <w:t>“git flow release start “nombre release””</w:t>
       </w:r>
     </w:p>
     <w:p>
@@ -1766,9 +1806,9 @@
       </w:pPr>
       <w:r>
         <w:rPr>
-          <w:lang w:val="en-US"/>
-        </w:rPr>
-        <w:lastRenderedPageBreak/>
+          <w:noProof/>
+          <w:lang w:val="en-US"/>
+        </w:rPr>
         <w:drawing>
           <wp:inline distT="0" distB="0" distL="0" distR="0" wp14:anchorId="6D6414D2" wp14:editId="337F9E72">
             <wp:extent cx="5725324" cy="2353003"/>
@@ -1919,8 +1959,10 @@
       </w:pPr>
       <w:r>
         <w:rPr>
-          <w:lang w:val="en-US"/>
-        </w:rPr>
+          <w:noProof/>
+          <w:lang w:val="en-US"/>
+        </w:rPr>
+        <w:lastRenderedPageBreak/>
         <w:drawing>
           <wp:inline distT="0" distB="0" distL="0" distR="0" wp14:anchorId="1555BF9F" wp14:editId="07030984">
             <wp:extent cx="5735117" cy="1297623"/>
@@ -1995,6 +2037,9 @@
         <w:jc w:val="left"/>
       </w:pPr>
       <w:r>
+        <w:rPr>
+          <w:noProof/>
+        </w:rPr>
         <w:drawing>
           <wp:inline distT="0" distB="0" distL="0" distR="0" wp14:anchorId="4DEB36F0" wp14:editId="023D4DF8">
             <wp:extent cx="5793638" cy="2773028"/>
@@ -2046,32 +2091,35 @@
         <w:jc w:val="left"/>
       </w:pPr>
       <w:r>
+        <w:t>Podremos empezar a escribir oprimiendo la tecla “i” y modificar el mensaje como lo necesitemos.</w:t>
+      </w:r>
+    </w:p>
+    <w:p>
+      <w:pPr>
+        <w:pStyle w:val="I3E-Normal"/>
+        <w:spacing w:line="480" w:lineRule="auto"/>
+        <w:ind w:firstLine="0"/>
+        <w:jc w:val="left"/>
+        <w:rPr>
+          <w:noProof/>
+          <w:lang w:eastAsia="en-US"/>
+        </w:rPr>
+      </w:pPr>
+      <w:r>
         <w:lastRenderedPageBreak/>
-        <w:t>Podremos empezar a escribir oprimiendo la tecla “i” y modificar el mensaje como lo necesitemos.</w:t>
-      </w:r>
-    </w:p>
-    <w:p>
-      <w:pPr>
-        <w:pStyle w:val="I3E-Normal"/>
-        <w:spacing w:line="480" w:lineRule="auto"/>
-        <w:ind w:firstLine="0"/>
-        <w:jc w:val="left"/>
-        <w:rPr>
-          <w:noProof/>
-          <w:lang w:val="en-US" w:eastAsia="en-US"/>
-        </w:rPr>
-      </w:pPr>
-      <w:r>
         <w:t>EJ:</w:t>
       </w:r>
       <w:r>
         <w:rPr>
           <w:noProof/>
-          <w:lang w:val="en-US" w:eastAsia="en-US"/>
+          <w:lang w:eastAsia="en-US"/>
         </w:rPr>
         <w:t xml:space="preserve"> </w:t>
       </w:r>
       <w:r>
+        <w:rPr>
+          <w:noProof/>
+        </w:rPr>
         <w:drawing>
           <wp:inline distT="0" distB="0" distL="0" distR="0" wp14:anchorId="3E56C2BD" wp14:editId="2179A647">
             <wp:extent cx="6151880" cy="2864485"/>
@@ -2268,8 +2316,27 @@
           <w:noProof/>
           <w:lang w:eastAsia="en-US"/>
         </w:rPr>
+        <w:t>Como mencione lo que hizo esto es actualizar las ramas develop y main por lo tanto si hacemos un checkout entre las dos tendran el mismo codigo.</w:t>
+      </w:r>
+    </w:p>
+    <w:p>
+      <w:pPr>
+        <w:pStyle w:val="I3E-Normal"/>
+        <w:spacing w:line="480" w:lineRule="auto"/>
+        <w:ind w:firstLine="0"/>
+        <w:jc w:val="left"/>
+        <w:rPr>
+          <w:noProof/>
+          <w:lang w:eastAsia="en-US"/>
+        </w:rPr>
+      </w:pPr>
+      <w:r>
+        <w:rPr>
+          <w:noProof/>
+          <w:lang w:eastAsia="en-US"/>
+        </w:rPr>
         <w:lastRenderedPageBreak/>
-        <w:t>Como mencione lo que hizo esto es actualizar las ramas develop y main por lo tanto si hacemos un checkout entre las dos tendran el mismo codigo.</w:t>
+        <w:t>Y como es costumbre realizamos el push ahora para develop y main.</w:t>
       </w:r>
     </w:p>
     <w:p>
@@ -2288,7 +2355,7 @@
           <w:noProof/>
           <w:lang w:eastAsia="en-US"/>
         </w:rPr>
-        <w:t>Y como es costumbre realizamos el push ahora para develop y main.</w:t>
+        <w:t>EJ: git push origin develop</w:t>
       </w:r>
     </w:p>
     <w:p>
@@ -2297,25 +2364,6 @@
         <w:spacing w:line="480" w:lineRule="auto"/>
         <w:ind w:firstLine="0"/>
         <w:jc w:val="left"/>
-        <w:rPr>
-          <w:noProof/>
-          <w:lang w:val="en-US" w:eastAsia="en-US"/>
-        </w:rPr>
-      </w:pPr>
-      <w:r>
-        <w:rPr>
-          <w:noProof/>
-          <w:lang w:val="en-US" w:eastAsia="en-US"/>
-        </w:rPr>
-        <w:t>EJ: git push origin develop</w:t>
-      </w:r>
-    </w:p>
-    <w:p>
-      <w:pPr>
-        <w:pStyle w:val="I3E-Normal"/>
-        <w:spacing w:line="480" w:lineRule="auto"/>
-        <w:ind w:firstLine="0"/>
-        <w:jc w:val="left"/>
       </w:pPr>
       <w:r>
         <w:rPr>
@@ -2350,7 +2398,7 @@
       </w:r>
       <w:r>
         <w:rPr>
-          <w:rStyle w:val="Textoennegrita"/>
+          <w:rStyle w:val="Strong"/>
         </w:rPr>
         <w:t>tag</w:t>
       </w:r>
@@ -2359,7 +2407,7 @@
       </w:r>
       <w:r>
         <w:rPr>
-          <w:rStyle w:val="Textoennegrita"/>
+          <w:rStyle w:val="Strong"/>
         </w:rPr>
         <w:t>marca en un commit específico</w:t>
       </w:r>
@@ -2372,15 +2420,12 @@
       </w:r>
       <w:r>
         <w:rPr>
-          <w:rStyle w:val="Textoennegrita"/>
+          <w:rStyle w:val="Strong"/>
         </w:rPr>
         <w:t>versiones del software</w:t>
       </w:r>
       <w:r>
-        <w:t>.</w:t>
-      </w:r>
-      <w:r>
-        <w:t>)</w:t>
+        <w:t>.)</w:t>
       </w:r>
     </w:p>
     <w:p>
@@ -2471,8 +2516,6 @@
         </w:rPr>
         <w:t>Con todo esto completo hicimos el flujo completo de git flow.</w:t>
       </w:r>
-      <w:bookmarkStart w:id="0" w:name="_GoBack"/>
-      <w:bookmarkEnd w:id="0"/>
     </w:p>
     <w:p>
       <w:pPr>
@@ -2527,7 +2570,7 @@
 </file>
 
 <file path=word/endnotes.xml><?xml version="1.0" encoding="utf-8"?>
-<w:endnotes xmlns:wpc="http://schemas.microsoft.com/office/word/2010/wordprocessingCanvas" xmlns:cx="http://schemas.microsoft.com/office/drawing/2014/chartex" xmlns:mc="http://schemas.openxmlformats.org/markup-compatibility/2006" xmlns:o="urn:schemas-microsoft-com:office:office" xmlns:r="http://schemas.openxmlformats.org/officeDocument/2006/relationships" xmlns:m="http://schemas.openxmlformats.org/officeDocument/2006/math" xmlns:v="urn:schemas-microsoft-com:vml" xmlns:wp14="http://schemas.microsoft.com/office/word/2010/wordprocessingDrawing" xmlns:wp="http://schemas.openxmlformats.org/drawingml/2006/wordprocessingDrawing" xmlns:w10="urn:schemas-microsoft-com:office:word" xmlns:w="http://schemas.openxmlformats.org/wordprocessingml/2006/main" xmlns:w14="http://schemas.microsoft.com/office/word/2010/wordml" xmlns:w15="http://schemas.microsoft.com/office/word/2012/wordml" xmlns:w16se="http://schemas.microsoft.com/office/word/2015/wordml/symex" xmlns:wpg="http://schemas.microsoft.com/office/word/2010/wordprocessingGroup" xmlns:wpi="http://schemas.microsoft.com/office/word/2010/wordprocessingInk" xmlns:wne="http://schemas.microsoft.com/office/word/2006/wordml" xmlns:wps="http://schemas.microsoft.com/office/word/2010/wordprocessingShape" mc:Ignorable="w14 w15 w16se wp14">
+<w:endnotes xmlns:wpc="http://schemas.microsoft.com/office/word/2010/wordprocessingCanvas" xmlns:cx="http://schemas.microsoft.com/office/drawing/2014/chartex" xmlns:cx1="http://schemas.microsoft.com/office/drawing/2015/9/8/chartex" xmlns:cx2="http://schemas.microsoft.com/office/drawing/2015/10/21/chartex" xmlns:cx3="http://schemas.microsoft.com/office/drawing/2016/5/9/chartex" xmlns:cx4="http://schemas.microsoft.com/office/drawing/2016/5/10/chartex" xmlns:cx5="http://schemas.microsoft.com/office/drawing/2016/5/11/chartex" xmlns:cx6="http://schemas.microsoft.com/office/drawing/2016/5/12/chartex" xmlns:cx7="http://schemas.microsoft.com/office/drawing/2016/5/13/chartex" xmlns:cx8="http://schemas.microsoft.com/office/drawing/2016/5/14/chartex" xmlns:mc="http://schemas.openxmlformats.org/markup-compatibility/2006" xmlns:aink="http://schemas.microsoft.com/office/drawing/2016/ink" xmlns:am3d="http://schemas.microsoft.com/office/drawing/2017/model3d" xmlns:o="urn:schemas-microsoft-com:office:office" xmlns:oel="http://schemas.microsoft.com/office/2019/extlst" xmlns:r="http://schemas.openxmlformats.org/officeDocument/2006/relationships" xmlns:m="http://schemas.openxmlformats.org/officeDocument/2006/math" xmlns:v="urn:schemas-microsoft-com:vml" xmlns:wp14="http://schemas.microsoft.com/office/word/2010/wordprocessingDrawing" xmlns:wp="http://schemas.openxmlformats.org/drawingml/2006/wordprocessingDrawing" xmlns:w10="urn:schemas-microsoft-com:office:word" xmlns:w="http://schemas.openxmlformats.org/wordprocessingml/2006/main" xmlns:w14="http://schemas.microsoft.com/office/word/2010/wordml" xmlns:w15="http://schemas.microsoft.com/office/word/2012/wordml" xmlns:w16cex="http://schemas.microsoft.com/office/word/2018/wordml/cex" xmlns:w16cid="http://schemas.microsoft.com/office/word/2016/wordml/cid" xmlns:w16="http://schemas.microsoft.com/office/word/2018/wordml" xmlns:w16du="http://schemas.microsoft.com/office/word/2023/wordml/word16du" xmlns:w16sdtdh="http://schemas.microsoft.com/office/word/2020/wordml/sdtdatahash" xmlns:w16sdtfl="http://schemas.microsoft.com/office/word/2024/wordml/sdtformatlock" xmlns:w16se="http://schemas.microsoft.com/office/word/2015/wordml/symex" xmlns:wpg="http://schemas.microsoft.com/office/word/2010/wordprocessingGroup" xmlns:wpi="http://schemas.microsoft.com/office/word/2010/wordprocessingInk" xmlns:wne="http://schemas.microsoft.com/office/word/2006/wordml" xmlns:wps="http://schemas.microsoft.com/office/word/2010/wordprocessingShape" mc:Ignorable="w14 w15 w16se w16cid w16 w16cex w16sdtdh w16sdtfl w16du wp14">
   <w:endnote w:type="separator" w:id="-1">
     <w:p>
       <w:pPr>
@@ -2552,7 +2595,7 @@
 </file>
 
 <file path=word/footnotes.xml><?xml version="1.0" encoding="utf-8"?>
-<w:footnotes xmlns:wpc="http://schemas.microsoft.com/office/word/2010/wordprocessingCanvas" xmlns:cx="http://schemas.microsoft.com/office/drawing/2014/chartex" xmlns:mc="http://schemas.openxmlformats.org/markup-compatibility/2006" xmlns:o="urn:schemas-microsoft-com:office:office" xmlns:r="http://schemas.openxmlformats.org/officeDocument/2006/relationships" xmlns:m="http://schemas.openxmlformats.org/officeDocument/2006/math" xmlns:v="urn:schemas-microsoft-com:vml" xmlns:wp14="http://schemas.microsoft.com/office/word/2010/wordprocessingDrawing" xmlns:wp="http://schemas.openxmlformats.org/drawingml/2006/wordprocessingDrawing" xmlns:w10="urn:schemas-microsoft-com:office:word" xmlns:w="http://schemas.openxmlformats.org/wordprocessingml/2006/main" xmlns:w14="http://schemas.microsoft.com/office/word/2010/wordml" xmlns:w15="http://schemas.microsoft.com/office/word/2012/wordml" xmlns:w16se="http://schemas.microsoft.com/office/word/2015/wordml/symex" xmlns:wpg="http://schemas.microsoft.com/office/word/2010/wordprocessingGroup" xmlns:wpi="http://schemas.microsoft.com/office/word/2010/wordprocessingInk" xmlns:wne="http://schemas.microsoft.com/office/word/2006/wordml" xmlns:wps="http://schemas.microsoft.com/office/word/2010/wordprocessingShape" mc:Ignorable="w14 w15 w16se wp14">
+<w:footnotes xmlns:wpc="http://schemas.microsoft.com/office/word/2010/wordprocessingCanvas" xmlns:cx="http://schemas.microsoft.com/office/drawing/2014/chartex" xmlns:cx1="http://schemas.microsoft.com/office/drawing/2015/9/8/chartex" xmlns:cx2="http://schemas.microsoft.com/office/drawing/2015/10/21/chartex" xmlns:cx3="http://schemas.microsoft.com/office/drawing/2016/5/9/chartex" xmlns:cx4="http://schemas.microsoft.com/office/drawing/2016/5/10/chartex" xmlns:cx5="http://schemas.microsoft.com/office/drawing/2016/5/11/chartex" xmlns:cx6="http://schemas.microsoft.com/office/drawing/2016/5/12/chartex" xmlns:cx7="http://schemas.microsoft.com/office/drawing/2016/5/13/chartex" xmlns:cx8="http://schemas.microsoft.com/office/drawing/2016/5/14/chartex" xmlns:mc="http://schemas.openxmlformats.org/markup-compatibility/2006" xmlns:aink="http://schemas.microsoft.com/office/drawing/2016/ink" xmlns:am3d="http://schemas.microsoft.com/office/drawing/2017/model3d" xmlns:o="urn:schemas-microsoft-com:office:office" xmlns:oel="http://schemas.microsoft.com/office/2019/extlst" xmlns:r="http://schemas.openxmlformats.org/officeDocument/2006/relationships" xmlns:m="http://schemas.openxmlformats.org/officeDocument/2006/math" xmlns:v="urn:schemas-microsoft-com:vml" xmlns:wp14="http://schemas.microsoft.com/office/word/2010/wordprocessingDrawing" xmlns:wp="http://schemas.openxmlformats.org/drawingml/2006/wordprocessingDrawing" xmlns:w10="urn:schemas-microsoft-com:office:word" xmlns:w="http://schemas.openxmlformats.org/wordprocessingml/2006/main" xmlns:w14="http://schemas.microsoft.com/office/word/2010/wordml" xmlns:w15="http://schemas.microsoft.com/office/word/2012/wordml" xmlns:w16cex="http://schemas.microsoft.com/office/word/2018/wordml/cex" xmlns:w16cid="http://schemas.microsoft.com/office/word/2016/wordml/cid" xmlns:w16="http://schemas.microsoft.com/office/word/2018/wordml" xmlns:w16du="http://schemas.microsoft.com/office/word/2023/wordml/word16du" xmlns:w16sdtdh="http://schemas.microsoft.com/office/word/2020/wordml/sdtdatahash" xmlns:w16sdtfl="http://schemas.microsoft.com/office/word/2024/wordml/sdtformatlock" xmlns:w16se="http://schemas.microsoft.com/office/word/2015/wordml/symex" xmlns:wpg="http://schemas.microsoft.com/office/word/2010/wordprocessingGroup" xmlns:wpi="http://schemas.microsoft.com/office/word/2010/wordprocessingInk" xmlns:wne="http://schemas.microsoft.com/office/word/2006/wordml" xmlns:wps="http://schemas.microsoft.com/office/word/2010/wordprocessingShape" mc:Ignorable="w14 w15 w16se w16cid w16 w16cex w16sdtdh w16sdtfl w16du wp14">
   <w:footnote w:type="separator" w:id="-1">
     <w:p>
       <w:pPr>
@@ -2577,7 +2620,7 @@
 </file>
 
 <file path=word/styles.xml><?xml version="1.0" encoding="utf-8"?>
-<w:styles xmlns:mc="http://schemas.openxmlformats.org/markup-compatibility/2006" xmlns:r="http://schemas.openxmlformats.org/officeDocument/2006/relationships" xmlns:w="http://schemas.openxmlformats.org/wordprocessingml/2006/main" xmlns:w14="http://schemas.microsoft.com/office/word/2010/wordml" xmlns:w15="http://schemas.microsoft.com/office/word/2012/wordml" xmlns:w16se="http://schemas.microsoft.com/office/word/2015/wordml/symex" mc:Ignorable="w14 w15 w16se">
+<w:styles xmlns:mc="http://schemas.openxmlformats.org/markup-compatibility/2006" xmlns:r="http://schemas.openxmlformats.org/officeDocument/2006/relationships" xmlns:w="http://schemas.openxmlformats.org/wordprocessingml/2006/main" xmlns:w14="http://schemas.microsoft.com/office/word/2010/wordml" xmlns:w15="http://schemas.microsoft.com/office/word/2012/wordml" xmlns:w16cex="http://schemas.microsoft.com/office/word/2018/wordml/cex" xmlns:w16cid="http://schemas.microsoft.com/office/word/2016/wordml/cid" xmlns:w16="http://schemas.microsoft.com/office/word/2018/wordml" xmlns:w16du="http://schemas.microsoft.com/office/word/2023/wordml/word16du" xmlns:w16sdtdh="http://schemas.microsoft.com/office/word/2020/wordml/sdtdatahash" xmlns:w16sdtfl="http://schemas.microsoft.com/office/word/2024/wordml/sdtformatlock" xmlns:w16se="http://schemas.microsoft.com/office/word/2015/wordml/symex" mc:Ignorable="w14 w15 w16se w16cid w16 w16cex w16sdtdh w16sdtfl w16du">
   <w:docDefaults>
     <w:rPrDefault>
       <w:rPr>
@@ -2593,7 +2636,7 @@
       </w:pPr>
     </w:pPrDefault>
   </w:docDefaults>
-  <w:latentStyles w:defLockedState="0" w:defUIPriority="99" w:defSemiHidden="0" w:defUnhideWhenUsed="0" w:defQFormat="0" w:count="371">
+  <w:latentStyles w:defLockedState="0" w:defUIPriority="99" w:defSemiHidden="0" w:defUnhideWhenUsed="0" w:defQFormat="0" w:count="376">
     <w:lsdException w:name="Normal" w:uiPriority="0" w:qFormat="1"/>
     <w:lsdException w:name="heading 1" w:uiPriority="9" w:qFormat="1"/>
     <w:lsdException w:name="heading 2" w:semiHidden="1" w:uiPriority="9" w:unhideWhenUsed="1" w:qFormat="1"/>
@@ -2965,12 +3008,17 @@
     <w:lsdException w:name="List Table 5 Dark Accent 6" w:uiPriority="50"/>
     <w:lsdException w:name="List Table 6 Colorful Accent 6" w:uiPriority="51"/>
     <w:lsdException w:name="List Table 7 Colorful Accent 6" w:uiPriority="52"/>
+    <w:lsdException w:name="Mention" w:semiHidden="1" w:unhideWhenUsed="1"/>
+    <w:lsdException w:name="Smart Hyperlink" w:semiHidden="1" w:unhideWhenUsed="1"/>
+    <w:lsdException w:name="Hashtag" w:semiHidden="1" w:unhideWhenUsed="1"/>
+    <w:lsdException w:name="Unresolved Mention" w:semiHidden="1" w:unhideWhenUsed="1"/>
+    <w:lsdException w:name="Smart Link" w:semiHidden="1" w:unhideWhenUsed="1"/>
   </w:latentStyles>
   <w:style w:type="paragraph" w:default="1" w:styleId="Normal">
     <w:name w:val="Normal"/>
     <w:qFormat/>
   </w:style>
-  <w:style w:type="paragraph" w:styleId="Ttulo1">
+  <w:style w:type="paragraph" w:styleId="Heading1">
     <w:name w:val="heading 1"/>
     <w:basedOn w:val="Normal"/>
     <w:next w:val="Normal"/>
@@ -2988,7 +3036,7 @@
       <w:szCs w:val="32"/>
     </w:rPr>
   </w:style>
-  <w:style w:type="paragraph" w:styleId="Ttulo2">
+  <w:style w:type="paragraph" w:styleId="Heading2">
     <w:name w:val="heading 2"/>
     <w:basedOn w:val="Normal"/>
     <w:next w:val="Normal"/>
@@ -3009,7 +3057,7 @@
       <w:szCs w:val="36"/>
     </w:rPr>
   </w:style>
-  <w:style w:type="paragraph" w:styleId="Ttulo3">
+  <w:style w:type="paragraph" w:styleId="Heading3">
     <w:name w:val="heading 3"/>
     <w:basedOn w:val="Normal"/>
     <w:next w:val="Normal"/>
@@ -3030,7 +3078,7 @@
       <w:szCs w:val="28"/>
     </w:rPr>
   </w:style>
-  <w:style w:type="paragraph" w:styleId="Ttulo4">
+  <w:style w:type="paragraph" w:styleId="Heading4">
     <w:name w:val="heading 4"/>
     <w:basedOn w:val="Normal"/>
     <w:next w:val="Normal"/>
@@ -3051,7 +3099,7 @@
       <w:szCs w:val="24"/>
     </w:rPr>
   </w:style>
-  <w:style w:type="paragraph" w:styleId="Ttulo5">
+  <w:style w:type="paragraph" w:styleId="Heading5">
     <w:name w:val="heading 5"/>
     <w:basedOn w:val="Normal"/>
     <w:next w:val="Normal"/>
@@ -3070,7 +3118,7 @@
       <w:bCs/>
     </w:rPr>
   </w:style>
-  <w:style w:type="paragraph" w:styleId="Ttulo6">
+  <w:style w:type="paragraph" w:styleId="Heading6">
     <w:name w:val="heading 6"/>
     <w:basedOn w:val="Normal"/>
     <w:next w:val="Normal"/>
@@ -3091,13 +3139,13 @@
       <w:szCs w:val="20"/>
     </w:rPr>
   </w:style>
-  <w:style w:type="character" w:default="1" w:styleId="Fuentedeprrafopredeter">
+  <w:style w:type="character" w:default="1" w:styleId="DefaultParagraphFont">
     <w:name w:val="Default Paragraph Font"/>
     <w:uiPriority w:val="1"/>
     <w:semiHidden/>
     <w:unhideWhenUsed/>
   </w:style>
-  <w:style w:type="table" w:default="1" w:styleId="Tablanormal">
+  <w:style w:type="table" w:default="1" w:styleId="TableNormal">
     <w:name w:val="Normal Table"/>
     <w:uiPriority w:val="99"/>
     <w:semiHidden/>
@@ -3112,13 +3160,13 @@
       </w:tblCellMar>
     </w:tblPr>
   </w:style>
-  <w:style w:type="numbering" w:default="1" w:styleId="Sinlista">
+  <w:style w:type="numbering" w:default="1" w:styleId="NoList">
     <w:name w:val="No List"/>
     <w:uiPriority w:val="99"/>
     <w:semiHidden/>
     <w:unhideWhenUsed/>
   </w:style>
-  <w:style w:type="table" w:customStyle="1" w:styleId="TableNormal">
+  <w:style w:type="table" w:customStyle="1" w:styleId="TableNormal0">
     <w:name w:val="TableNormal"/>
     <w:tblPr>
       <w:tblCellMar>
@@ -3129,7 +3177,7 @@
       </w:tblCellMar>
     </w:tblPr>
   </w:style>
-  <w:style w:type="paragraph" w:styleId="Ttulo">
+  <w:style w:type="paragraph" w:styleId="Title">
     <w:name w:val="Title"/>
     <w:basedOn w:val="Normal"/>
     <w:next w:val="Normal"/>
@@ -3181,7 +3229,7 @@
   </w:style>
   <w:style w:type="character" w:customStyle="1" w:styleId="I3E-NormalCar">
     <w:name w:val="I3E-Normal Car"/>
-    <w:basedOn w:val="Fuentedeprrafopredeter"/>
+    <w:basedOn w:val="DefaultParagraphFont"/>
     <w:link w:val="I3E-Normal"/>
     <w:rsid w:val="000E74AB"/>
     <w:rPr>
@@ -3235,9 +3283,9 @@
       <w:sz w:val="28"/>
     </w:rPr>
   </w:style>
-  <w:style w:type="character" w:styleId="Hipervnculo">
+  <w:style w:type="character" w:styleId="Hyperlink">
     <w:name w:val="Hyperlink"/>
-    <w:basedOn w:val="Fuentedeprrafopredeter"/>
+    <w:basedOn w:val="DefaultParagraphFont"/>
     <w:uiPriority w:val="99"/>
     <w:unhideWhenUsed/>
     <w:rsid w:val="00B15FF6"/>
@@ -3258,9 +3306,9 @@
       <w:sz w:val="20"/>
     </w:rPr>
   </w:style>
-  <w:style w:type="character" w:customStyle="1" w:styleId="UnresolvedMention">
-    <w:name w:val="Unresolved Mention"/>
-    <w:basedOn w:val="Fuentedeprrafopredeter"/>
+  <w:style w:type="character" w:customStyle="1" w:styleId="UnresolvedMention1">
+    <w:name w:val="Unresolved Mention1"/>
+    <w:basedOn w:val="DefaultParagraphFont"/>
     <w:uiPriority w:val="99"/>
     <w:semiHidden/>
     <w:unhideWhenUsed/>
@@ -3270,10 +3318,10 @@
       <w:shd w:val="clear" w:color="auto" w:fill="E1DFDD"/>
     </w:rPr>
   </w:style>
-  <w:style w:type="paragraph" w:styleId="Encabezado">
+  <w:style w:type="paragraph" w:styleId="Header">
     <w:name w:val="header"/>
     <w:basedOn w:val="Normal"/>
-    <w:link w:val="EncabezadoCar"/>
+    <w:link w:val="HeaderChar"/>
     <w:uiPriority w:val="99"/>
     <w:unhideWhenUsed/>
     <w:rsid w:val="00CA3E8E"/>
@@ -3285,17 +3333,17 @@
       <w:spacing w:after="0" w:line="240" w:lineRule="auto"/>
     </w:pPr>
   </w:style>
-  <w:style w:type="character" w:customStyle="1" w:styleId="EncabezadoCar">
-    <w:name w:val="Encabezado Car"/>
-    <w:basedOn w:val="Fuentedeprrafopredeter"/>
-    <w:link w:val="Encabezado"/>
+  <w:style w:type="character" w:customStyle="1" w:styleId="HeaderChar">
+    <w:name w:val="Header Char"/>
+    <w:basedOn w:val="DefaultParagraphFont"/>
+    <w:link w:val="Header"/>
     <w:uiPriority w:val="99"/>
     <w:rsid w:val="00CA3E8E"/>
   </w:style>
-  <w:style w:type="paragraph" w:styleId="Piedepgina">
+  <w:style w:type="paragraph" w:styleId="Footer">
     <w:name w:val="footer"/>
     <w:basedOn w:val="Normal"/>
-    <w:link w:val="PiedepginaCar"/>
+    <w:link w:val="FooterChar"/>
     <w:uiPriority w:val="99"/>
     <w:unhideWhenUsed/>
     <w:rsid w:val="00CA3E8E"/>
@@ -3307,16 +3355,16 @@
       <w:spacing w:after="0" w:line="240" w:lineRule="auto"/>
     </w:pPr>
   </w:style>
-  <w:style w:type="character" w:customStyle="1" w:styleId="PiedepginaCar">
-    <w:name w:val="Pie de página Car"/>
-    <w:basedOn w:val="Fuentedeprrafopredeter"/>
-    <w:link w:val="Piedepgina"/>
+  <w:style w:type="character" w:customStyle="1" w:styleId="FooterChar">
+    <w:name w:val="Footer Char"/>
+    <w:basedOn w:val="DefaultParagraphFont"/>
+    <w:link w:val="Footer"/>
     <w:uiPriority w:val="99"/>
     <w:rsid w:val="00CA3E8E"/>
   </w:style>
-  <w:style w:type="table" w:styleId="Tablaconcuadrcula">
+  <w:style w:type="table" w:styleId="TableGrid">
     <w:name w:val="Table Grid"/>
-    <w:basedOn w:val="Tablanormal"/>
+    <w:basedOn w:val="TableNormal"/>
     <w:uiPriority w:val="39"/>
     <w:rsid w:val="00830197"/>
     <w:pPr>
@@ -3349,7 +3397,7 @@
       <w:i/>
     </w:rPr>
   </w:style>
-  <w:style w:type="paragraph" w:styleId="Descripcin">
+  <w:style w:type="paragraph" w:styleId="Caption">
     <w:name w:val="caption"/>
     <w:basedOn w:val="Normal"/>
     <w:next w:val="Normal"/>
@@ -3425,7 +3473,7 @@
   </w:style>
   <w:style w:type="character" w:customStyle="1" w:styleId="Ttulo1Car">
     <w:name w:val="Título 1 Car"/>
-    <w:basedOn w:val="Fuentedeprrafopredeter"/>
+    <w:basedOn w:val="DefaultParagraphFont"/>
     <w:uiPriority w:val="9"/>
     <w:rsid w:val="00912BCC"/>
     <w:rPr>
@@ -3448,7 +3496,7 @@
       <w:sz w:val="18"/>
     </w:rPr>
   </w:style>
-  <w:style w:type="paragraph" w:styleId="Bibliografa">
+  <w:style w:type="paragraph" w:styleId="Bibliography">
     <w:name w:val="Bibliography"/>
     <w:basedOn w:val="Normal"/>
     <w:next w:val="Normal"/>
@@ -3456,7 +3504,7 @@
     <w:unhideWhenUsed/>
     <w:rsid w:val="00912BCC"/>
   </w:style>
-  <w:style w:type="paragraph" w:styleId="Subttulo">
+  <w:style w:type="paragraph" w:styleId="Subtitle">
     <w:name w:val="Subtitle"/>
     <w:basedOn w:val="Normal"/>
     <w:next w:val="Normal"/>
@@ -3477,7 +3525,7 @@
     </w:rPr>
   </w:style>
   <w:style w:type="table" w:customStyle="1" w:styleId="a">
-    <w:basedOn w:val="TableNormal"/>
+    <w:basedOn w:val="TableNormal0"/>
     <w:pPr>
       <w:spacing w:after="0" w:line="240" w:lineRule="auto"/>
     </w:pPr>
@@ -3493,7 +3541,7 @@
     </w:tblPr>
   </w:style>
   <w:style w:type="table" w:customStyle="1" w:styleId="a0">
-    <w:basedOn w:val="TableNormal"/>
+    <w:basedOn w:val="TableNormal0"/>
     <w:tblPr>
       <w:tblStyleRowBandSize w:val="1"/>
       <w:tblStyleColBandSize w:val="1"/>
@@ -3505,7 +3553,7 @@
       </w:tblCellMar>
     </w:tblPr>
   </w:style>
-  <w:style w:type="paragraph" w:styleId="Sinespaciado">
+  <w:style w:type="paragraph" w:styleId="NoSpacing">
     <w:name w:val="No Spacing"/>
     <w:uiPriority w:val="1"/>
     <w:qFormat/>
@@ -3514,9 +3562,9 @@
       <w:spacing w:after="0" w:line="240" w:lineRule="auto"/>
     </w:pPr>
   </w:style>
-  <w:style w:type="character" w:styleId="Textoennegrita">
+  <w:style w:type="character" w:styleId="Strong">
     <w:name w:val="Strong"/>
-    <w:basedOn w:val="Fuentedeprrafopredeter"/>
+    <w:basedOn w:val="DefaultParagraphFont"/>
     <w:uiPriority w:val="22"/>
     <w:qFormat/>
     <w:rsid w:val="000E52E2"/>
